--- a/pr-preview/pr-148/chapters/defining-terms.docx
+++ b/pr-preview/pr-148/chapters/defining-terms.docx
@@ -15,7 +15,7 @@
         <w:pStyle w:val="Date"/>
       </w:pPr>
       <w:r>
-        <w:t xml:space="preserve">Last modified: 2026-10-09 01:40:45 (PDT)</w:t>
+        <w:t xml:space="preserve">Last modified: 2026-10-09 01:55:54 (PDT)</w:t>
       </w:r>
     </w:p>
     <w:p>
@@ -2520,31 +2520,19 @@
         <w:t xml:space="preserve"> </w:t>
       </w:r>
       <w:r>
-        <w:t xml:space="preserve">list them in the definition block</w:t>
-      </w:r>
-      <w:r>
-        <w:t xml:space="preserve"> </w:t>
-      </w:r>
-      <w:r>
-        <w:t xml:space="preserve">and say which one the document uses.</w:t>
-      </w:r>
-      <w:r>
-        <w:t xml:space="preserve"> </w:t>
-      </w:r>
-      <w:r>
-        <w:t xml:space="preserve">Treat an alternative name for the same concept</w:t>
-      </w:r>
-      <w:r>
-        <w:t xml:space="preserve"> </w:t>
-      </w:r>
-      <w:r>
-        <w:t xml:space="preserve">exactly as the primary name:</w:t>
-      </w:r>
-      <w:r>
-        <w:t xml:space="preserve"> </w:t>
-      </w:r>
-      <w:r>
-        <w:t xml:space="preserve">put it in the div title, as in</w:t>
+        <w:t xml:space="preserve">every word that names the concept is an alternative name,</w:t>
+      </w:r>
+      <w:r>
+        <w:t xml:space="preserve"> </w:t>
+      </w:r>
+      <w:r>
+        <w:t xml:space="preserve">and each is treated exactly as the primary name:</w:t>
+      </w:r>
+      <w:r>
+        <w:t xml:space="preserve"> </w:t>
+      </w:r>
+      <w:r>
+        <w:t xml:space="preserve">put all of them in the div title, as in</w:t>
       </w:r>
       <w:r>
         <w:t xml:space="preserve"> </w:t>
@@ -2559,7 +2547,13 @@
         <w:t xml:space="preserve"> </w:t>
       </w:r>
       <w:r>
-        <w:t xml:space="preserve">and bold it where it first appears in the definition.</w:t>
+        <w:t xml:space="preserve">and bold each where it first appears in the definition.</w:t>
+      </w:r>
+      <w:r>
+        <w:t xml:space="preserve"> </w:t>
+      </w:r>
+      <w:r>
+        <w:t xml:space="preserve">Say which one the document uses.</w:t>
       </w:r>
       <w:r>
         <w:t xml:space="preserve"> </w:t>
